--- a/08_개인논문_ACT적재/논문/제출_1014/1_프로시딩게재용_3쪽.docx
+++ b/08_개인논문_ACT적재/논문/제출_1014/1_프로시딩게재용_3쪽.docx
@@ -608,7 +608,7 @@
         <w:pStyle w:val="a3"/>
         <w:keepNext/>
         <w:wordWrap/>
-        <w:spacing w:line="288" w:lineRule="auto" w:after="100"/>
+        <w:spacing w:line="288" w:lineRule="auto"/>
         <w:jc w:val="center"/>
       </w:pPr>
       <w:r>
@@ -625,6 +625,14 @@
         <w:pStyle w:val="a3"/>
         <w:wordWrap/>
         <w:spacing w:line="288" w:lineRule="auto"/>
+        <w:jc w:val="left"/>
+      </w:pPr>
+    </w:p>
+    <w:p>
+      <w:pPr>
+        <w:pStyle w:val="a3"/>
+        <w:wordWrap/>
+        <w:spacing w:line="288" w:lineRule="auto"/>
         <w:ind w:firstLine="180"/>
       </w:pPr>
       <w:r>
@@ -665,7 +673,7 @@
         <w:pStyle w:val="a3"/>
         <w:keepNext/>
         <w:wordWrap/>
-        <w:spacing w:line="288" w:lineRule="auto" w:after="100"/>
+        <w:spacing w:line="288" w:lineRule="auto"/>
         <w:jc w:val="center"/>
       </w:pPr>
       <w:r>
@@ -682,6 +690,14 @@
         <w:pStyle w:val="a3"/>
         <w:wordWrap/>
         <w:spacing w:line="288" w:lineRule="auto"/>
+        <w:jc w:val="left"/>
+      </w:pPr>
+    </w:p>
+    <w:p>
+      <w:pPr>
+        <w:pStyle w:val="a3"/>
+        <w:wordWrap/>
+        <w:spacing w:line="288" w:lineRule="auto"/>
         <w:ind w:firstLine="180"/>
       </w:pPr>
       <w:r>
@@ -706,7 +722,7 @@
         <w:pStyle w:val="a3"/>
         <w:keepNext/>
         <w:wordWrap/>
-        <w:spacing w:line="288" w:lineRule="auto" w:after="100"/>
+        <w:spacing w:line="288" w:lineRule="auto"/>
         <w:jc w:val="center"/>
       </w:pPr>
       <w:r>
@@ -717,6 +733,14 @@
         </w:rPr>
         <w:t xml:space="preserve">Ⅲ. 제안 방법</w:t>
       </w:r>
+    </w:p>
+    <w:p>
+      <w:pPr>
+        <w:pStyle w:val="a3"/>
+        <w:wordWrap/>
+        <w:spacing w:line="288" w:lineRule="auto"/>
+        <w:jc w:val="left"/>
+      </w:pPr>
     </w:p>
     <w:p>
       <w:pPr>
@@ -1170,7 +1194,7 @@
         <w:pStyle w:val="a3"/>
         <w:keepNext/>
         <w:wordWrap/>
-        <w:spacing w:line="288" w:lineRule="auto" w:after="100"/>
+        <w:spacing w:line="288" w:lineRule="auto"/>
         <w:jc w:val="center"/>
       </w:pPr>
       <w:r>
@@ -1181,6 +1205,14 @@
         </w:rPr>
         <w:t xml:space="preserve">Ⅳ. 실험</w:t>
       </w:r>
+    </w:p>
+    <w:p>
+      <w:pPr>
+        <w:pStyle w:val="a3"/>
+        <w:wordWrap/>
+        <w:spacing w:line="288" w:lineRule="auto"/>
+        <w:jc w:val="left"/>
+      </w:pPr>
     </w:p>
     <w:p>
       <w:pPr>
@@ -2504,7 +2536,7 @@
         <w:pStyle w:val="a3"/>
         <w:keepNext/>
         <w:wordWrap/>
-        <w:spacing w:line="288" w:lineRule="auto" w:after="100"/>
+        <w:spacing w:line="288" w:lineRule="auto"/>
         <w:jc w:val="center"/>
       </w:pPr>
       <w:r>
@@ -2521,6 +2553,14 @@
         <w:pStyle w:val="a3"/>
         <w:wordWrap/>
         <w:spacing w:line="288" w:lineRule="auto"/>
+        <w:jc w:val="left"/>
+      </w:pPr>
+    </w:p>
+    <w:p>
+      <w:pPr>
+        <w:pStyle w:val="a3"/>
+        <w:wordWrap/>
+        <w:spacing w:line="288" w:lineRule="auto"/>
         <w:ind w:firstLine="180"/>
       </w:pPr>
       <w:r>
@@ -2545,7 +2585,7 @@
         <w:pStyle w:val="a3"/>
         <w:keepNext/>
         <w:wordWrap/>
-        <w:spacing w:line="288" w:lineRule="auto" w:after="100"/>
+        <w:spacing w:line="288" w:lineRule="auto"/>
         <w:jc w:val="center"/>
       </w:pPr>
       <w:r>
@@ -2559,16 +2599,24 @@
     </w:p>
     <w:p>
       <w:pPr>
+        <w:pStyle w:val="a3"/>
+        <w:wordWrap/>
+        <w:spacing w:line="288" w:lineRule="auto"/>
+        <w:jc w:val="left"/>
+      </w:pPr>
+    </w:p>
+    <w:p>
+      <w:pPr>
         <w:pStyle w:val="11"/>
         <w:wordWrap/>
-        <w:spacing w:line="228" w:lineRule="auto"/>
+        <w:spacing w:line="288" w:lineRule="auto"/>
         <w:ind w:left="300" w:hanging="300"/>
       </w:pPr>
       <w:r>
         <w:rPr>
           <w:rFonts w:ascii="HY신명조" w:eastAsia="HY신명조" w:hAnsi="HY신명조" w:hint="eastAsia"/>
-          <w:sz w:val="16"/>
-          <w:szCs w:val="16"/>
+          <w:sz w:val="18"/>
+          <w:szCs w:val="18"/>
         </w:rPr>
         <w:t xml:space="preserve">[1] T. Z. Zhao, V. Kumar, S. Levine, and C. Finn, “Learning Fine-Grained Bimanual Manipulation with Low-Cost Hardware,” Proc. RSS, 2023.</w:t>
       </w:r>
@@ -2577,14 +2625,14 @@
       <w:pPr>
         <w:pStyle w:val="11"/>
         <w:wordWrap/>
-        <w:spacing w:line="228" w:lineRule="auto"/>
+        <w:spacing w:line="288" w:lineRule="auto"/>
         <w:ind w:left="300" w:hanging="300"/>
       </w:pPr>
       <w:r>
         <w:rPr>
           <w:rFonts w:ascii="HY신명조" w:eastAsia="HY신명조" w:hAnsi="HY신명조" w:hint="eastAsia"/>
-          <w:sz w:val="16"/>
-          <w:szCs w:val="16"/>
+          <w:sz w:val="18"/>
+          <w:szCs w:val="18"/>
         </w:rPr>
         <w:t xml:space="preserve">[2] R. Cadene et al., “LeRobot: State-of-the-art Machine Learning for Real-World Robotics in PyTorch,” 2024, https://github.com/huggingface/lerobot.</w:t>
       </w:r>
@@ -2593,14 +2641,14 @@
       <w:pPr>
         <w:pStyle w:val="11"/>
         <w:wordWrap/>
-        <w:spacing w:line="228" w:lineRule="auto"/>
+        <w:spacing w:line="288" w:lineRule="auto"/>
         <w:ind w:left="300" w:hanging="300"/>
       </w:pPr>
       <w:r>
         <w:rPr>
           <w:rFonts w:ascii="HY신명조" w:eastAsia="HY신명조" w:hAnsi="HY신명조" w:hint="eastAsia"/>
-          <w:sz w:val="16"/>
-          <w:szCs w:val="16"/>
+          <w:sz w:val="18"/>
+          <w:szCs w:val="18"/>
         </w:rPr>
         <w:t xml:space="preserve">[3] S. Ross, G. Gordon, and D. Bagnell, “A Reduction of Imitation Learning and Structured Prediction to No-Regret Online Learning,” Proc. AISTATS, pp. 627–635, 2011.</w:t>
       </w:r>
@@ -2609,14 +2657,14 @@
       <w:pPr>
         <w:pStyle w:val="11"/>
         <w:wordWrap/>
-        <w:spacing w:line="228" w:lineRule="auto"/>
+        <w:spacing w:line="288" w:lineRule="auto"/>
         <w:ind w:left="300" w:hanging="300"/>
       </w:pPr>
       <w:r>
         <w:rPr>
           <w:rFonts w:ascii="HY신명조" w:eastAsia="HY신명조" w:hAnsi="HY신명조" w:hint="eastAsia"/>
-          <w:sz w:val="16"/>
-          <w:szCs w:val="16"/>
+          <w:sz w:val="18"/>
+          <w:szCs w:val="18"/>
         </w:rPr>
         <w:t xml:space="preserve">[4] S. Belkhale, Y. Cui, and D. Sadigh, “Data Quality in Imitation Learning,” Proc. NeurIPS, 2023.</w:t>
       </w:r>
@@ -2625,14 +2673,14 @@
       <w:pPr>
         <w:pStyle w:val="11"/>
         <w:wordWrap/>
-        <w:spacing w:line="228" w:lineRule="auto"/>
+        <w:spacing w:line="288" w:lineRule="auto"/>
         <w:ind w:left="300" w:hanging="300"/>
       </w:pPr>
       <w:r>
         <w:rPr>
           <w:rFonts w:ascii="HY신명조" w:eastAsia="HY신명조" w:hAnsi="HY신명조" w:hint="eastAsia"/>
-          <w:sz w:val="16"/>
-          <w:szCs w:val="16"/>
+          <w:sz w:val="18"/>
+          <w:szCs w:val="18"/>
         </w:rPr>
         <w:t xml:space="preserve">[5] A. Mandlekar et al., “What Matters in Learning from Offline Human Demonstrations for Robot Manipulation,” Proc. CoRL, PMLR vol. 164, pp. 1678–1690, 2022.</w:t>
       </w:r>
@@ -2641,14 +2689,14 @@
       <w:pPr>
         <w:pStyle w:val="11"/>
         <w:wordWrap/>
-        <w:spacing w:line="228" w:lineRule="auto"/>
+        <w:spacing w:line="288" w:lineRule="auto"/>
         <w:ind w:left="300" w:hanging="300"/>
       </w:pPr>
       <w:r>
         <w:rPr>
           <w:rFonts w:ascii="HY신명조" w:eastAsia="HY신명조" w:hAnsi="HY신명조" w:hint="eastAsia"/>
-          <w:sz w:val="16"/>
-          <w:szCs w:val="16"/>
+          <w:sz w:val="18"/>
+          <w:szCs w:val="18"/>
         </w:rPr>
         <w:t xml:space="preserve">[6] G. Jocher, A. Chaurasia, and J. Qiu, “Ultralytics YOLOv8,” 2023, https://github.com/ultralytics/ultralytics.</w:t>
       </w:r>
@@ -2657,14 +2705,14 @@
       <w:pPr>
         <w:pStyle w:val="11"/>
         <w:wordWrap/>
-        <w:spacing w:line="228" w:lineRule="auto"/>
+        <w:spacing w:line="288" w:lineRule="auto"/>
         <w:ind w:left="300" w:hanging="300"/>
       </w:pPr>
       <w:r>
         <w:rPr>
           <w:rFonts w:ascii="HY신명조" w:eastAsia="HY신명조" w:hAnsi="HY신명조" w:hint="eastAsia"/>
-          <w:sz w:val="16"/>
-          <w:szCs w:val="16"/>
+          <w:sz w:val="18"/>
+          <w:szCs w:val="18"/>
         </w:rPr>
         <w:t xml:space="preserve">[7] E. Todorov, T. Erez, and Y. Tassa, “MuJoCo: A Physics Engine for Model-Based Control,” Proc. IEEE/RSJ IROS, pp. 5026–5033, 2012.</w:t>
       </w:r>

--- a/08_개인논문_ACT적재/논문/제출_1014/1_프로시딩게재용_3쪽.docx
+++ b/08_개인논문_ACT적재/논문/제출_1014/1_프로시딩게재용_3쪽.docx
@@ -592,7 +592,7 @@
           <w:sz w:val="18"/>
           <w:szCs w:val="18"/>
         </w:rPr>
-        <w:t xml:space="preserve">Low-cost robot arms trained from demonstrations are attractive for small smart-factory cells, but in sequential stacking each stage starts from the state left by the previous one, so inconsistent demonstrations compound across stages. We built a system in which a YOLOv8n model on a Jetson Orin Nano reads the 7-segment display of a scale (91.7% accuracy at the 118 g threshold) and triggers stage-wise ACT policies for an SO-101 arm, and we evaluated stacking in a MuJoCo replica of the system. With the policy architecture and training configuration fixed, three demonstration design rules (grasp clearance, a consistent grasp region, and retreating before lifting) raised three-stage success from 28% to 99.0% (198/200), and a weight-based retry gave 200/200. A pre-training diagnostic, the maximum internal gap of the wrist angle at grasp time, distinguished inconsistent demonstration sets for three objects. Validation on a physical robot remains future work.</w:t>
+        <w:t xml:space="preserve">Low-cost robot arms trained from demonstrations are attractive for small smart-factory systems, but in sequential stacking each stage starts from the state left by the previous one, so inconsistent demonstrations compound across stages. We built a system in which a YOLOv8n model on a Jetson Orin Nano reads the 7-segment display of a scale (91.7% accuracy at the 118 g threshold) and triggers stage-wise ACT models for an SO-101 arm, and we evaluated stacking in a MuJoCo replica of the system. With the model architecture and training configuration fixed, three demonstration design rules (grasp clearance, a consistent grasp region, and retreating before lifting) raised three-stage success from 28% to 99.0% (198/200), and a weight-based retry gave 200/200. A pre-training diagnostic, the maximum internal gap of the wrist angle at grasp time, distinguished inconsistent demonstration sets for three objects. Validation on a physical robot remains future work.</w:t>
       </w:r>
     </w:p>
     <w:p>
@@ -657,7 +657,7 @@
           <w:sz w:val="18"/>
           <w:szCs w:val="18"/>
         </w:rPr>
-        <w:t xml:space="preserve">본 논문은 Jetson Orin Nano 기반 무게 인식부와 단계별 ACT 정책을 결합한 SO-101 순차 적재 시스템을 구현하고, 적재 실패를 분석해 얻은 세 가지 시연 설계 규칙과 학습 전에 불일치 시연을 점검하는 지표를 제안한다. 무게 인식은 실제 장치에서 측정하였고, 로봇팔 파손으로 적재는 동일한 로봇 모델·카메라 배치·제어 주기의 MuJoCo 시뮬레이션에서 평가하였다.</w:t>
+        <w:t xml:space="preserve">본 논문은 Jetson Orin Nano 기반 무게 인식부와 단계별 ACT 모델을 결합한 SO-101 순차 적재 시스템을 구현하고, 적재 실패를 분석해 얻은 세 가지 시연 설계 규칙과 학습 전에 불일치 시연을 점검하는 지표를 제안한다. 무게 인식은 실제 장치에서 측정하였고, 로봇팔 파손으로 적재는 동일한 로봇 모델·카메라 배치·제어 주기의 MuJoCo 시뮬레이션에서 평가하였다.</w:t>
       </w:r>
     </w:p>
     <w:p>
@@ -706,7 +706,7 @@
           <w:sz w:val="18"/>
           <w:szCs w:val="18"/>
         </w:rPr>
-        <w:t xml:space="preserve">ACT(Action Chunking with Transformers)는 미래 행동을 청크 단위로 예측하여 저가 하드웨어에서도 정밀 조작을 학습할 수 있음을 보였고[1], LeRobot은 ACT와 SO 계열 로봇 지원을 공개하였다[2]. 행동복제는 학습 때 보지 못한 상태에서 오차가 누적되며[3], 시연의 행동 불일치는 정책 성능에 직접 영향을 준다[4, 5]. 본 연구는 새로운 정책 구조 대신, 상충하는 시연 동작을 학습 전에 진단하고 일관된 규칙으로 교정하는 절차에 초점을 둔다.</w:t>
+        <w:t xml:space="preserve">ACT(Action Chunking with Transformers)는 미래 행동을 청크 단위로 예측하여 저가 하드웨어에서도 정밀 조작을 학습할 수 있음을 보였고[1], LeRobot은 ACT와 SO 계열 로봇 지원을 공개하였다[2]. 행동복제는 학습 때 보지 못한 상태에서 오차가 누적되며[3], 시연의 행동 불일치는 모델 성능에 직접 영향을 준다[4, 5]. 본 연구는 새로운 모델 구조 대신, 상충하는 시연 동작을 학습 전에 진단하고 일관된 규칙으로 교정하는 절차에 초점을 둔다.</w:t>
       </w:r>
     </w:p>
     <w:p>
@@ -868,7 +868,7 @@
           <w:sz w:val="18"/>
           <w:szCs w:val="18"/>
         </w:rPr>
-        <w:t xml:space="preserve">로봇부는 6관절 SO-101과 손목·상단 카메라로 구성된다. ACT는 두 영상과 관절값으로부터 100스텝의 관절 목표값을 한 번에 예측하며, 1층·옆·2층 단계마다 정책을 각각 학습하였다. 작업 환경은 MuJoCo[7]로 재현하였고(그림 2), 적재함(64×64×52 mm, 123 g)은 저울 위에서 ±20 mm, ±20°로 무작위화하였다. 시연은 역기구학 기반 스크립트 전문가로 생성하였고, 각 정책은 LeRobot 0.3.3 기본 설정으로 30,000스텝 학습하였다.</w:t>
+        <w:t xml:space="preserve">로봇부는 6관절 SO-101과 손목·상단 카메라로 구성된다. ACT는 두 영상과 관절값으로부터 100스텝의 관절 목표값을 한 번에 예측하며, 1층·옆·2층 단계마다 모델을 각각 학습하였다. 작업 환경은 MuJoCo[7]로 재현하였고(그림 2), 적재함(64×64×52 mm, 123 g)은 저울 위에서 ±20 mm, ±20°로 무작위화하였다. 시연은 역기구학 기반 스크립트 전문가로 생성하였고, 각 모델은 LeRobot 0.3.3 기본 설정으로 30,000스텝 학습하였다.</w:t>
       </w:r>
     </w:p>
     <w:p>
@@ -931,7 +931,7 @@
           <w:sz w:val="18"/>
           <w:szCs w:val="18"/>
         </w:rPr>
-        <w:t xml:space="preserve">그림 2. 시뮬레이션 환경과 정책의 입력 영상</w:t>
+        <w:t xml:space="preserve">그림 2. 시뮬레이션 환경과 모델의 입력 영상</w:t>
       </w:r>
     </w:p>
     <w:p>
@@ -964,7 +964,7 @@
           <w:sz w:val="18"/>
           <w:szCs w:val="18"/>
         </w:rPr>
-        <w:t xml:space="preserve">초기 시연으로 학습한 정책의 실패를 재생해 원인을 분류하고, 다음 세 규칙으로 시연을 수정하였다. (1) 여유 두고 잡기: 고정 집게를 벽 바깥 9 mm 지점에 두고 내려가, 집게가 벽을 사이에 둘 수 있는 범위(0~17 mm)의 중앙으로 접근한다. (2) 늘 같은 곳 잡기: 물체 방향과 무관하게 같은 부위를 잡는다. 가장 가까운 벽을 잡는 초기 규칙은 적재함이 약 8° 이상 회전하면 잡는 벽이 바뀌어, 유사한 영상에 서로 다른 행동이 대응하는 시연 불일치를 만들었다. (3) 놓고 물러나기: 2층에 놓은 뒤 그리퍼를 벌리고 벽 바깥쪽으로 5 mm 후퇴한 다음 상승한다. 정책 구조와 학습 설정은 바꾸지 않는다. 이하 세 규칙을 모두 적용한 집합을 ‘규칙 시연’, 매 순간 가까운 곳을 잡는 집합을 ‘사람식 시연’이라 한다.</w:t>
+        <w:t xml:space="preserve">초기 시연으로 학습한 모델의 실패를 재생해 원인을 분류하고, 다음 세 규칙으로 시연을 수정하였다. (1) 여유 두고 잡기: 고정 집게를 벽 바깥 9 mm 지점에 두고 내려가, 집게가 벽을 사이에 둘 수 있는 범위(0~17 mm)의 중앙으로 접근한다. (2) 늘 같은 곳 잡기: 물체 방향과 무관하게 같은 부위를 잡는다. 가장 가까운 벽을 잡는 초기 규칙은 적재함이 약 8° 이상 회전하면 잡는 벽이 바뀌어, 유사한 영상에 서로 다른 행동이 대응하는 시연 불일치를 만들었다. (3) 놓고 물러나기: 2층에 놓은 뒤 그리퍼를 벌리고 벽 바깥쪽으로 5 mm 후퇴한 다음 상승한다. 모델 구조와 학습 설정은 바꾸지 않는다. 이하 세 규칙을 모두 적용한 집합을 ‘규칙 시연’, 매 순간 가까운 곳을 잡는 집합을 ‘사람식 시연’이라 한다.</w:t>
       </w:r>
     </w:p>
     <w:p>
@@ -1244,7 +1244,7 @@
           <w:sz w:val="18"/>
           <w:szCs w:val="18"/>
         </w:rPr>
-        <w:t xml:space="preserve">모든 적재 실험은 시뮬레이션에서 수행하였으며, 실제 로봇 검증은 향후 과제이다. 연속 평가는 시연에 쓰지 않은 난수 시드의 장면에서 세 단계 정책을 이어 실행하며, 적재함 중심 오차 15 mm, 높이 오차 8 mm, 기울기 10° 이하이고 기존 적재함이 10 mm 이상 밀리지 않으면 성공으로 판정한다. 조건 간 비교는 조건별 50개 장면으로 수행하였고(표 1, 2), 최종 규칙 시연 정책만 이 50개를 포함한 200개 장면으로 확대해 다시 평가하였다.</w:t>
+        <w:t xml:space="preserve">모든 적재 실험은 시뮬레이션에서 수행하였으며, 실제 로봇 검증은 향후 과제이다. 연속 평가는 시연에 쓰지 않은 난수 시드의 장면에서 세 단계 모델을 이어 실행하며, 적재함 중심 오차 15 mm, 높이 오차 8 mm, 기울기 10° 이하이고 기존 적재함이 10 mm 이상 밀리지 않으면 성공으로 판정한다. 조건 간 비교는 조건별 50개 장면으로 수행하였고(표 1, 2), 최종 규칙 시연 모델만 이 50개를 포함한 200개 장면으로 확대해 다시 평가하였다.</w:t>
       </w:r>
     </w:p>
     <w:p>
@@ -2146,7 +2146,7 @@
           <w:sz w:val="18"/>
           <w:szCs w:val="18"/>
         </w:rPr>
-        <w:t xml:space="preserve">초기 설계는 단계별 성공률이 76%, 84%, 50%였지만 세 단계 연속 성공률은 28%에 그쳤다. 규칙을 하나씩 추가하면 연속 성공률은 62%, 82%, 96%로 증가하였다(표 1). 여유 두고 잡기만 적용한 조건의 단계별 실패 25건 중 24건은 잡는 벽이 바뀌는 회전 구간에서 발생했고, 늘 같은 곳 잡기를 추가하자 이 실패 유형이 사라졌다. 반면 잡는 위치가 갈리는 시연을 200회로 늘리면 36%로 낮아졌고, 규칙 시연을 1,000회로 늘려도 94%로 100회 조건을 넘지 못했다. 규칙 시연 100회 정책의 200개 장면 평가는 198/200(99.0%, 95% CI 96.4~99.7%)이었다. 남은 두 실패는 적재함을 집지 못해 저울에 남은 경우였고, 무게 확인 재시도를 적용하면 200/200이 되었다.</w:t>
+        <w:t xml:space="preserve">초기 설계는 단계별 성공률이 76%, 84%, 50%였지만 세 단계 연속 성공률은 28%에 그쳤다. 규칙을 하나씩 추가하면 연속 성공률은 62%, 82%, 96%로 증가하였다(표 1). 여유 두고 잡기만 적용한 조건의 단계별 실패 25건 중 24건은 잡는 벽이 바뀌는 회전 구간에서 발생했고, 늘 같은 곳 잡기를 추가하자 이 실패 유형이 사라졌다. 반면 잡는 위치가 갈리는 시연을 200회로 늘리면 36%로 낮아졌고, 규칙 시연을 1,000회로 늘려도 94%로 100회 조건을 넘지 못했다. 규칙 시연 100회 모델의 200개 장면 평가는 198/200(99.0%, 95% CI 96.4~99.7%)이었다. 남은 두 실패는 적재함을 집지 못해 저울에 남은 경우였고, 무게 확인 재시도를 적용하면 200/200이 되었다.</w:t>
       </w:r>
     </w:p>
     <w:p>
@@ -2520,7 +2520,7 @@
           <w:sz w:val="18"/>
           <w:szCs w:val="18"/>
         </w:rPr>
-        <w:t xml:space="preserve">잡기 부위가 다른 이유로 모호한 손잡이 컵(육각형)과 직사각형 상자를 추가하였다. 표 2에서 사람식 시연은 세 물체 모두 큰 각도 간격을 보였고, 규칙 시연에서는 간격이 4~7°로 줄며 연속 성공률이 증가하였다. 컵은 규칙 시연을 300회로 늘리고 관절값 입력에 잡음을 추가하면 88%가 되었다. 다만 세 물체만으로 지표의 임계값을 정할 수는 없으므로, 본 결과는 G를 학습 전 상대 비교 지표로 쓸 수 있음을 보이는 초기 검증이다. 한편 주변 물체를 놓은 장면의 시연으로 학습한 정책도 컨베이어·선반 등을 무작위로 배치한 공장형 장면에서는 44%에 그쳤으나, 공장형 장면의 시연을 단계당 800회 추가하면 90%로 회복되었다.</w:t>
+        <w:t xml:space="preserve">잡기 부위가 다른 이유로 모호한 손잡이 컵(육각형)과 직사각형 상자를 추가하였다. 표 2에서 사람식 시연은 세 물체 모두 큰 각도 간격을 보였고, 규칙 시연에서는 간격이 4~7°로 줄며 연속 성공률이 증가하였다. 컵은 규칙 시연을 300회로 늘리고 관절값 입력에 노이즈를 추가하면 88%가 되었다. 다만 세 물체만으로 지표의 임계값을 정할 수는 없으므로, 본 결과는 G를 학습 전 상대 비교 지표로 쓸 수 있음을 보이는 초기 검증이다. 한편 주변 물체를 놓은 장면의 시연으로 학습한 모델도 컨베이어·선반 등을 무작위로 배치한 공장형 장면에서는 44%에 그쳤으나, 공장형 장면의 시연을 단계당 800회 추가하면 90%로 회복되었다.</w:t>
       </w:r>
     </w:p>
     <w:p>
@@ -2569,7 +2569,7 @@
           <w:sz w:val="18"/>
           <w:szCs w:val="18"/>
         </w:rPr>
-        <w:t xml:space="preserve">본 논문은 YOLOv8 기반 무게 인식과 단계별 ACT 정책을 결합한 스마트 팩토리 순차 적재 시스템을 구현하고, 고정된 정책 구조와 학습 설정에서 시연의 일관성과 기하학적 여유가 연속 적재 성능을 크게 좌우함을 보였다. 세 가지 시연 규칙으로 시연 100회의 연속 성공률을 28%에서 99.0%로 높였고, 무게 확인 재시도로 200/200을 얻었으며, 최대 각도 간격은 상충하는 잡기 전략을 학습 전에 드러냈다. 다만 모든 조작 결과는 스크립트 시연을 사용한 시뮬레이션에 한정되므로, 향후 실제 로봇과 사람 원격조작 시연에서 동일한 규칙과 진단 지표를 검증할 예정이다.</w:t>
+        <w:t xml:space="preserve">본 논문은 YOLOv8 기반 무게 인식과 단계별 ACT 모델을 결합한 스마트 팩토리 순차 적재 시스템을 구현하고, 고정된 모델 구조와 학습 설정에서 시연의 일관성과 기하학적 여유가 연속 적재 성능을 크게 좌우함을 보였다. 세 가지 시연 규칙으로 시연 100회의 연속 성공률을 28%에서 99.0%로 높였고, 무게 확인 재시도로 200/200을 얻었으며, 최대 각도 간격은 상충하는 잡기 전략을 학습 전에 드러냈다. 다만 모든 조작 결과는 스크립트 시연을 사용한 시뮬레이션에 한정되므로, 향후 실제 로봇과 사람 원격조작 시연에서 동일한 규칙과 진단 지표를 검증할 예정이다.</w:t>
       </w:r>
     </w:p>
     <w:p>
